--- a/V07/Razno/nmr_v07_pracic_wireless.docx
+++ b/V07/Razno/nmr_v07_pracic_wireless.docx
@@ -58,7 +58,23 @@
           <w:color w:val="FF0000"/>
           <w:lang w:val="hr-HR"/>
         </w:rPr>
-        <w:t>Koji su SSID oznake dvije pristupne točke koje su poslale većinu beacon okvira?</w:t>
+        <w:t xml:space="preserve">Koji su SSID oznake dvije pristupne točke koje su poslale većinu </w:t>
+      </w:r>
+      <w:proofErr w:type="spellStart"/>
+      <w:r>
+        <w:rPr>
+          <w:color w:val="FF0000"/>
+          <w:lang w:val="hr-HR"/>
+        </w:rPr>
+        <w:t>beacon</w:t>
+      </w:r>
+      <w:proofErr w:type="spellEnd"/>
+      <w:r>
+        <w:rPr>
+          <w:color w:val="FF0000"/>
+          <w:lang w:val="hr-HR"/>
+        </w:rPr>
+        <w:t xml:space="preserve"> okvira?</w:t>
       </w:r>
     </w:p>
     <w:p>
@@ -129,8 +145,13 @@
           <w:lang w:val="hr-HR"/>
         </w:rPr>
       </w:pPr>
-      <w:r>
-        <w:t xml:space="preserve">Slika </w:t>
+      <w:proofErr w:type="spellStart"/>
+      <w:r>
+        <w:t>Slika</w:t>
+      </w:r>
+      <w:proofErr w:type="spellEnd"/>
+      <w:r>
+        <w:t xml:space="preserve"> </w:t>
       </w:r>
       <w:r>
         <w:fldChar w:fldCharType="begin"/>
@@ -151,7 +172,15 @@
         <w:fldChar w:fldCharType="end"/>
       </w:r>
       <w:r>
-        <w:t xml:space="preserve"> – SSID oznake 1</w:t>
+        <w:t xml:space="preserve"> – SSID </w:t>
+      </w:r>
+      <w:proofErr w:type="spellStart"/>
+      <w:r>
+        <w:t>oznake</w:t>
+      </w:r>
+      <w:proofErr w:type="spellEnd"/>
+      <w:r>
+        <w:t xml:space="preserve"> 1</w:t>
       </w:r>
     </w:p>
     <w:p>
@@ -222,8 +251,13 @@
           <w:lang w:val="hr-HR"/>
         </w:rPr>
       </w:pPr>
-      <w:r>
-        <w:t xml:space="preserve">Slika </w:t>
+      <w:proofErr w:type="spellStart"/>
+      <w:r>
+        <w:t>Slika</w:t>
+      </w:r>
+      <w:proofErr w:type="spellEnd"/>
+      <w:r>
+        <w:t xml:space="preserve"> </w:t>
       </w:r>
       <w:r>
         <w:fldChar w:fldCharType="begin"/>
@@ -244,7 +278,15 @@
         <w:fldChar w:fldCharType="end"/>
       </w:r>
       <w:r>
-        <w:t xml:space="preserve"> – SSID oznake 2</w:t>
+        <w:t xml:space="preserve"> – SSID </w:t>
+      </w:r>
+      <w:proofErr w:type="spellStart"/>
+      <w:r>
+        <w:t>oznake</w:t>
+      </w:r>
+      <w:proofErr w:type="spellEnd"/>
+      <w:r>
+        <w:t xml:space="preserve"> 2</w:t>
       </w:r>
     </w:p>
     <w:p>
@@ -266,7 +308,39 @@
           <w:lang w:val="hr-HR"/>
         </w:rPr>
         <w:lastRenderedPageBreak/>
-        <w:t>Koliki je vremenski interval između dva slanja beacon okvira za linksys12 pristupnu točku, a koliki za „30 Munroe St“ pristupnu točku?</w:t>
+        <w:t xml:space="preserve">Koliki je vremenski interval između dva slanja </w:t>
+      </w:r>
+      <w:proofErr w:type="spellStart"/>
+      <w:r>
+        <w:rPr>
+          <w:color w:val="FF0000"/>
+          <w:lang w:val="hr-HR"/>
+        </w:rPr>
+        <w:t>beacon</w:t>
+      </w:r>
+      <w:proofErr w:type="spellEnd"/>
+      <w:r>
+        <w:rPr>
+          <w:color w:val="FF0000"/>
+          <w:lang w:val="hr-HR"/>
+        </w:rPr>
+        <w:t xml:space="preserve"> okvira za linksys12 pristupnu točku, a koliki za „30 </w:t>
+      </w:r>
+      <w:proofErr w:type="spellStart"/>
+      <w:r>
+        <w:rPr>
+          <w:color w:val="FF0000"/>
+          <w:lang w:val="hr-HR"/>
+        </w:rPr>
+        <w:t>Munroe</w:t>
+      </w:r>
+      <w:proofErr w:type="spellEnd"/>
+      <w:r>
+        <w:rPr>
+          <w:color w:val="FF0000"/>
+          <w:lang w:val="hr-HR"/>
+        </w:rPr>
+        <w:t xml:space="preserve"> St“ pristupnu točku?</w:t>
       </w:r>
     </w:p>
     <w:p>
@@ -332,8 +406,13 @@
         <w:pStyle w:val="Opisslike"/>
         <w:jc w:val="center"/>
       </w:pPr>
-      <w:r>
-        <w:t xml:space="preserve">Slika </w:t>
+      <w:proofErr w:type="spellStart"/>
+      <w:r>
+        <w:t>Slika</w:t>
+      </w:r>
+      <w:proofErr w:type="spellEnd"/>
+      <w:r>
+        <w:t xml:space="preserve"> </w:t>
       </w:r>
       <w:r>
         <w:fldChar w:fldCharType="begin"/>
@@ -354,7 +433,15 @@
         <w:fldChar w:fldCharType="end"/>
       </w:r>
       <w:r>
-        <w:t xml:space="preserve"> – vremenski interval 1</w:t>
+        <w:t xml:space="preserve"> – </w:t>
+      </w:r>
+      <w:proofErr w:type="spellStart"/>
+      <w:r>
+        <w:t>vremenski</w:t>
+      </w:r>
+      <w:proofErr w:type="spellEnd"/>
+      <w:r>
+        <w:t xml:space="preserve"> interval 1</w:t>
       </w:r>
     </w:p>
     <w:p>
@@ -417,8 +504,13 @@
         <w:pStyle w:val="Opisslike"/>
         <w:jc w:val="center"/>
       </w:pPr>
-      <w:r>
-        <w:t xml:space="preserve">Slika </w:t>
+      <w:proofErr w:type="spellStart"/>
+      <w:r>
+        <w:t>Slika</w:t>
+      </w:r>
+      <w:proofErr w:type="spellEnd"/>
+      <w:r>
+        <w:t xml:space="preserve"> </w:t>
       </w:r>
       <w:r>
         <w:fldChar w:fldCharType="begin"/>
@@ -439,7 +531,15 @@
         <w:fldChar w:fldCharType="end"/>
       </w:r>
       <w:r>
-        <w:t xml:space="preserve"> – vremenski interval 2</w:t>
+        <w:t xml:space="preserve"> – </w:t>
+      </w:r>
+      <w:proofErr w:type="spellStart"/>
+      <w:r>
+        <w:t>vremenski</w:t>
+      </w:r>
+      <w:proofErr w:type="spellEnd"/>
+      <w:r>
+        <w:t xml:space="preserve"> interval 2</w:t>
       </w:r>
     </w:p>
     <w:p>
@@ -467,7 +567,39 @@
           <w:lang w:val="hr-HR"/>
         </w:rPr>
         <w:lastRenderedPageBreak/>
-        <w:t>Koja je izvorišna MAC adresa beacon okvira sa 30 Munroe St?</w:t>
+        <w:t xml:space="preserve">Koja je izvorišna MAC adresa </w:t>
+      </w:r>
+      <w:proofErr w:type="spellStart"/>
+      <w:r>
+        <w:rPr>
+          <w:color w:val="FF0000"/>
+          <w:lang w:val="hr-HR"/>
+        </w:rPr>
+        <w:t>beacon</w:t>
+      </w:r>
+      <w:proofErr w:type="spellEnd"/>
+      <w:r>
+        <w:rPr>
+          <w:color w:val="FF0000"/>
+          <w:lang w:val="hr-HR"/>
+        </w:rPr>
+        <w:t xml:space="preserve"> okvira sa 30 </w:t>
+      </w:r>
+      <w:proofErr w:type="spellStart"/>
+      <w:r>
+        <w:rPr>
+          <w:color w:val="FF0000"/>
+          <w:lang w:val="hr-HR"/>
+        </w:rPr>
+        <w:t>Munroe</w:t>
+      </w:r>
+      <w:proofErr w:type="spellEnd"/>
+      <w:r>
+        <w:rPr>
+          <w:color w:val="FF0000"/>
+          <w:lang w:val="hr-HR"/>
+        </w:rPr>
+        <w:t xml:space="preserve"> St?</w:t>
       </w:r>
     </w:p>
     <w:p>
@@ -536,8 +668,13 @@
           <w:lang w:val="hr-HR"/>
         </w:rPr>
       </w:pPr>
-      <w:r>
-        <w:t xml:space="preserve">Slika </w:t>
+      <w:proofErr w:type="spellStart"/>
+      <w:r>
+        <w:t>Slika</w:t>
+      </w:r>
+      <w:proofErr w:type="spellEnd"/>
+      <w:r>
+        <w:t xml:space="preserve"> </w:t>
       </w:r>
       <w:r>
         <w:fldChar w:fldCharType="begin"/>
@@ -558,8 +695,21 @@
         <w:fldChar w:fldCharType="end"/>
       </w:r>
       <w:r>
-        <w:t xml:space="preserve"> – izvorišna MAC adresa</w:t>
-      </w:r>
+        <w:t xml:space="preserve"> – </w:t>
+      </w:r>
+      <w:proofErr w:type="spellStart"/>
+      <w:r>
+        <w:t>izvorišna</w:t>
+      </w:r>
+      <w:proofErr w:type="spellEnd"/>
+      <w:r>
+        <w:t xml:space="preserve"> MAC </w:t>
+      </w:r>
+      <w:proofErr w:type="spellStart"/>
+      <w:r>
+        <w:t>adresa</w:t>
+      </w:r>
+      <w:proofErr w:type="spellEnd"/>
     </w:p>
     <w:p>
       <w:pPr>
@@ -588,7 +738,39 @@
           <w:color w:val="FF0000"/>
           <w:lang w:val="hr-HR"/>
         </w:rPr>
-        <w:t>Koja je odredišna MAC adresa beacon okvira sa 30 Munroe St?</w:t>
+        <w:t xml:space="preserve">Koja je odredišna MAC adresa </w:t>
+      </w:r>
+      <w:proofErr w:type="spellStart"/>
+      <w:r>
+        <w:rPr>
+          <w:color w:val="FF0000"/>
+          <w:lang w:val="hr-HR"/>
+        </w:rPr>
+        <w:t>beacon</w:t>
+      </w:r>
+      <w:proofErr w:type="spellEnd"/>
+      <w:r>
+        <w:rPr>
+          <w:color w:val="FF0000"/>
+          <w:lang w:val="hr-HR"/>
+        </w:rPr>
+        <w:t xml:space="preserve"> okvira sa 30 </w:t>
+      </w:r>
+      <w:proofErr w:type="spellStart"/>
+      <w:r>
+        <w:rPr>
+          <w:color w:val="FF0000"/>
+          <w:lang w:val="hr-HR"/>
+        </w:rPr>
+        <w:t>Munroe</w:t>
+      </w:r>
+      <w:proofErr w:type="spellEnd"/>
+      <w:r>
+        <w:rPr>
+          <w:color w:val="FF0000"/>
+          <w:lang w:val="hr-HR"/>
+        </w:rPr>
+        <w:t xml:space="preserve"> St?</w:t>
       </w:r>
     </w:p>
     <w:p>
@@ -657,8 +839,13 @@
           <w:lang w:val="hr-HR"/>
         </w:rPr>
       </w:pPr>
-      <w:r>
-        <w:t xml:space="preserve">Slika </w:t>
+      <w:proofErr w:type="spellStart"/>
+      <w:r>
+        <w:t>Slika</w:t>
+      </w:r>
+      <w:proofErr w:type="spellEnd"/>
+      <w:r>
+        <w:t xml:space="preserve"> </w:t>
       </w:r>
       <w:r>
         <w:fldChar w:fldCharType="begin"/>
@@ -679,8 +866,21 @@
         <w:fldChar w:fldCharType="end"/>
       </w:r>
       <w:r>
-        <w:t xml:space="preserve"> – odredišna MAC adresa</w:t>
-      </w:r>
+        <w:t xml:space="preserve"> – </w:t>
+      </w:r>
+      <w:proofErr w:type="spellStart"/>
+      <w:r>
+        <w:t>odredišna</w:t>
+      </w:r>
+      <w:proofErr w:type="spellEnd"/>
+      <w:r>
+        <w:t xml:space="preserve"> MAC </w:t>
+      </w:r>
+      <w:proofErr w:type="spellStart"/>
+      <w:r>
+        <w:t>adresa</w:t>
+      </w:r>
+      <w:proofErr w:type="spellEnd"/>
     </w:p>
     <w:p>
       <w:pPr>
@@ -710,7 +910,55 @@
           <w:lang w:val="hr-HR"/>
         </w:rPr>
         <w:lastRenderedPageBreak/>
-        <w:t>Koja je BSS Id MAC adresa beacon okvira sa 30 Munroe St?</w:t>
+        <w:t xml:space="preserve">Koja je BSS </w:t>
+      </w:r>
+      <w:proofErr w:type="spellStart"/>
+      <w:r>
+        <w:rPr>
+          <w:color w:val="FF0000"/>
+          <w:lang w:val="hr-HR"/>
+        </w:rPr>
+        <w:t>Id</w:t>
+      </w:r>
+      <w:proofErr w:type="spellEnd"/>
+      <w:r>
+        <w:rPr>
+          <w:color w:val="FF0000"/>
+          <w:lang w:val="hr-HR"/>
+        </w:rPr>
+        <w:t xml:space="preserve"> MAC adresa </w:t>
+      </w:r>
+      <w:proofErr w:type="spellStart"/>
+      <w:r>
+        <w:rPr>
+          <w:color w:val="FF0000"/>
+          <w:lang w:val="hr-HR"/>
+        </w:rPr>
+        <w:t>beacon</w:t>
+      </w:r>
+      <w:proofErr w:type="spellEnd"/>
+      <w:r>
+        <w:rPr>
+          <w:color w:val="FF0000"/>
+          <w:lang w:val="hr-HR"/>
+        </w:rPr>
+        <w:t xml:space="preserve"> okvira sa 30 </w:t>
+      </w:r>
+      <w:proofErr w:type="spellStart"/>
+      <w:r>
+        <w:rPr>
+          <w:color w:val="FF0000"/>
+          <w:lang w:val="hr-HR"/>
+        </w:rPr>
+        <w:t>Munroe</w:t>
+      </w:r>
+      <w:proofErr w:type="spellEnd"/>
+      <w:r>
+        <w:rPr>
+          <w:color w:val="FF0000"/>
+          <w:lang w:val="hr-HR"/>
+        </w:rPr>
+        <w:t xml:space="preserve"> St?</w:t>
       </w:r>
     </w:p>
     <w:p>
@@ -779,8 +1027,13 @@
           <w:lang w:val="hr-HR"/>
         </w:rPr>
       </w:pPr>
-      <w:r>
-        <w:t xml:space="preserve">Slika </w:t>
+      <w:proofErr w:type="spellStart"/>
+      <w:r>
+        <w:t>Slika</w:t>
+      </w:r>
+      <w:proofErr w:type="spellEnd"/>
+      <w:r>
+        <w:t xml:space="preserve"> </w:t>
       </w:r>
       <w:r>
         <w:fldChar w:fldCharType="begin"/>
@@ -801,8 +1054,13 @@
         <w:fldChar w:fldCharType="end"/>
       </w:r>
       <w:r>
-        <w:t xml:space="preserve"> – BSS Id MAC adresa</w:t>
-      </w:r>
+        <w:t xml:space="preserve"> – BSS Id MAC </w:t>
+      </w:r>
+      <w:proofErr w:type="spellStart"/>
+      <w:r>
+        <w:t>adresa</w:t>
+      </w:r>
+      <w:proofErr w:type="spellEnd"/>
     </w:p>
     <w:p>
       <w:pPr>
@@ -831,7 +1089,71 @@
           <w:color w:val="FF0000"/>
           <w:lang w:val="hr-HR"/>
         </w:rPr>
-        <w:t>Beacon okvir sa 30 Munroe St pristupne točke oglašava da podržava četiri brzine prijenosa i osam dodatnih “extended supported rates.” O kojim se brzinama radi?</w:t>
+        <w:t xml:space="preserve">Beacon okvir sa 30 </w:t>
+      </w:r>
+      <w:proofErr w:type="spellStart"/>
+      <w:r>
+        <w:rPr>
+          <w:color w:val="FF0000"/>
+          <w:lang w:val="hr-HR"/>
+        </w:rPr>
+        <w:t>Munroe</w:t>
+      </w:r>
+      <w:proofErr w:type="spellEnd"/>
+      <w:r>
+        <w:rPr>
+          <w:color w:val="FF0000"/>
+          <w:lang w:val="hr-HR"/>
+        </w:rPr>
+        <w:t xml:space="preserve"> St pristupne točke oglašava da podržava četiri brzine prijenosa i osam dodatnih “</w:t>
+      </w:r>
+      <w:proofErr w:type="spellStart"/>
+      <w:r>
+        <w:rPr>
+          <w:color w:val="FF0000"/>
+          <w:lang w:val="hr-HR"/>
+        </w:rPr>
+        <w:t>extended</w:t>
+      </w:r>
+      <w:proofErr w:type="spellEnd"/>
+      <w:r>
+        <w:rPr>
+          <w:color w:val="FF0000"/>
+          <w:lang w:val="hr-HR"/>
+        </w:rPr>
+        <w:t xml:space="preserve"> </w:t>
+      </w:r>
+      <w:proofErr w:type="spellStart"/>
+      <w:r>
+        <w:rPr>
+          <w:color w:val="FF0000"/>
+          <w:lang w:val="hr-HR"/>
+        </w:rPr>
+        <w:t>supported</w:t>
+      </w:r>
+      <w:proofErr w:type="spellEnd"/>
+      <w:r>
+        <w:rPr>
+          <w:color w:val="FF0000"/>
+          <w:lang w:val="hr-HR"/>
+        </w:rPr>
+        <w:t xml:space="preserve"> </w:t>
+      </w:r>
+      <w:proofErr w:type="spellStart"/>
+      <w:r>
+        <w:rPr>
+          <w:color w:val="FF0000"/>
+          <w:lang w:val="hr-HR"/>
+        </w:rPr>
+        <w:t>rates</w:t>
+      </w:r>
+      <w:proofErr w:type="spellEnd"/>
+      <w:r>
+        <w:rPr>
+          <w:color w:val="FF0000"/>
+          <w:lang w:val="hr-HR"/>
+        </w:rPr>
+        <w:t>.” O kojim se brzinama radi?</w:t>
       </w:r>
     </w:p>
     <w:p>
@@ -993,8 +1315,13 @@
           <w:lang w:val="hr-HR"/>
         </w:rPr>
       </w:pPr>
-      <w:r>
-        <w:t xml:space="preserve">Slika </w:t>
+      <w:proofErr w:type="spellStart"/>
+      <w:r>
+        <w:t>Slika</w:t>
+      </w:r>
+      <w:proofErr w:type="spellEnd"/>
+      <w:r>
+        <w:t xml:space="preserve"> </w:t>
       </w:r>
       <w:r>
         <w:fldChar w:fldCharType="begin"/>
@@ -1015,8 +1342,21 @@
         <w:fldChar w:fldCharType="end"/>
       </w:r>
       <w:r>
-        <w:t xml:space="preserve"> - extended supported brzine prijenosa</w:t>
-      </w:r>
+        <w:t xml:space="preserve"> - extended supported </w:t>
+      </w:r>
+      <w:proofErr w:type="spellStart"/>
+      <w:r>
+        <w:t>brzine</w:t>
+      </w:r>
+      <w:proofErr w:type="spellEnd"/>
+      <w:r>
+        <w:t xml:space="preserve"> </w:t>
+      </w:r>
+      <w:proofErr w:type="spellStart"/>
+      <w:r>
+        <w:t>prijenosa</w:t>
+      </w:r>
+      <w:proofErr w:type="spellEnd"/>
     </w:p>
     <w:p>
       <w:pPr>
@@ -1045,31 +1385,77 @@
           <w:color w:val="FF0000"/>
           <w:lang w:val="hr-HR"/>
         </w:rPr>
-        <w:t>Pronađite 802.11 okvir koji sadrži SYN TCP segment za prvu TCP vezu (kojom se snima alice.txt). Koje su tri MAC adrese u poljima zaglavlja 802.11 okvira? Koja MAC adresa pripada računalu s bežičnom vezom, koja pristupnoj točki, a koja usmjerniku „prvog skoka“ (koji povezuje kućnu mrežu sa Internetom)? Koja je IP adresa računala s bežičnom mrežom koje šalje prvi TCP segment? Koja je odredišna IP adresa? Pripada li odredišna IP adresa računalu s bežičnom vezom, pristupnoj točki ili usmjerniku „prvog skoka“? Obrazložite!</w:t>
-      </w:r>
-    </w:p>
-    <w:p>
-      <w:pPr>
-        <w:pStyle w:val="Odlomakpopisa"/>
-        <w:jc w:val="both"/>
-        <w:rPr>
-          <w:lang w:val="hr-HR"/>
-        </w:rPr>
-      </w:pPr>
-    </w:p>
-    <w:p>
-      <w:pPr>
-        <w:pStyle w:val="Odlomakpopisa"/>
-        <w:jc w:val="both"/>
-        <w:rPr>
-          <w:lang w:val="hr-HR"/>
-        </w:rPr>
-      </w:pPr>
-      <w:r>
-        <w:rPr>
-          <w:lang w:val="hr-HR"/>
-        </w:rPr>
-        <w:t xml:space="preserve">Podaci o MAC adresama se mogu očitati u IEEE 802.11 Qos Data </w:t>
+        <w:t xml:space="preserve">Pronađite 802.11 okvir koji sadrži SYN TCP segment za prvu TCP vezu (kojom se snima alice.txt). Koje su tri MAC adrese u poljima zaglavlja 802.11 okvira? Koja MAC adresa pripada računalu s bežičnom vezom, koja pristupnoj točki, a koja </w:t>
+      </w:r>
+      <w:proofErr w:type="spellStart"/>
+      <w:r>
+        <w:rPr>
+          <w:color w:val="FF0000"/>
+          <w:lang w:val="hr-HR"/>
+        </w:rPr>
+        <w:t>usmjerniku</w:t>
+      </w:r>
+      <w:proofErr w:type="spellEnd"/>
+      <w:r>
+        <w:rPr>
+          <w:color w:val="FF0000"/>
+          <w:lang w:val="hr-HR"/>
+        </w:rPr>
+        <w:t xml:space="preserve"> „prvog skoka“ (koji povezuje kućnu mrežu sa Internetom)? Koja je IP adresa računala s bežičnom mrežom koje šalje prvi TCP segment? Koja je odredišna IP adresa? Pripada li odredišna IP adresa računalu s bežičnom vezom, pristupnoj točki ili </w:t>
+      </w:r>
+      <w:proofErr w:type="spellStart"/>
+      <w:r>
+        <w:rPr>
+          <w:color w:val="FF0000"/>
+          <w:lang w:val="hr-HR"/>
+        </w:rPr>
+        <w:t>usmjerniku</w:t>
+      </w:r>
+      <w:proofErr w:type="spellEnd"/>
+      <w:r>
+        <w:rPr>
+          <w:color w:val="FF0000"/>
+          <w:lang w:val="hr-HR"/>
+        </w:rPr>
+        <w:t xml:space="preserve"> „prvog skoka“? Obrazložite!</w:t>
+      </w:r>
+    </w:p>
+    <w:p>
+      <w:pPr>
+        <w:pStyle w:val="Odlomakpopisa"/>
+        <w:jc w:val="both"/>
+        <w:rPr>
+          <w:lang w:val="hr-HR"/>
+        </w:rPr>
+      </w:pPr>
+    </w:p>
+    <w:p>
+      <w:pPr>
+        <w:pStyle w:val="Odlomakpopisa"/>
+        <w:jc w:val="both"/>
+        <w:rPr>
+          <w:lang w:val="hr-HR"/>
+        </w:rPr>
+      </w:pPr>
+      <w:r>
+        <w:rPr>
+          <w:lang w:val="hr-HR"/>
+        </w:rPr>
+        <w:t xml:space="preserve">Podaci o MAC adresama se mogu očitati u IEEE 802.11 </w:t>
+      </w:r>
+      <w:proofErr w:type="spellStart"/>
+      <w:r>
+        <w:rPr>
+          <w:lang w:val="hr-HR"/>
+        </w:rPr>
+        <w:t>Qos</w:t>
+      </w:r>
+      <w:proofErr w:type="spellEnd"/>
+      <w:r>
+        <w:rPr>
+          <w:lang w:val="hr-HR"/>
+        </w:rPr>
+        <w:t xml:space="preserve"> Data </w:t>
       </w:r>
     </w:p>
     <w:p>
@@ -1086,77 +1472,145 @@
         </w:rPr>
         <w:t xml:space="preserve">IntelCor_d1:b6:4f (00:13:02:d1:b6:4f) – Računalo za bežičnom vezom - </w:t>
       </w:r>
+      <w:proofErr w:type="spellStart"/>
       <w:r>
         <w:rPr>
           <w:b/>
           <w:bCs/>
           <w:lang w:val="hr-HR"/>
         </w:rPr>
-        <w:t xml:space="preserve">Source </w:t>
-      </w:r>
-      <w:r>
-        <w:rPr>
-          <w:lang w:val="hr-HR"/>
-        </w:rPr>
-        <w:t xml:space="preserve">address </w:t>
-      </w:r>
-    </w:p>
-    <w:p>
-      <w:pPr>
-        <w:pStyle w:val="Odlomakpopisa"/>
-        <w:jc w:val="both"/>
-        <w:rPr>
-          <w:lang w:val="hr-HR"/>
-        </w:rPr>
-      </w:pPr>
-      <w:r>
-        <w:rPr>
-          <w:lang w:val="hr-HR"/>
-        </w:rPr>
-        <w:t xml:space="preserve">Cisco-Li_f7:1d:51 (00:16:b6:f7:1d:51) – pristupna točka – </w:t>
-      </w:r>
+        <w:t>Source</w:t>
+      </w:r>
+      <w:proofErr w:type="spellEnd"/>
       <w:r>
         <w:rPr>
           <w:b/>
           <w:bCs/>
           <w:lang w:val="hr-HR"/>
         </w:rPr>
-        <w:t xml:space="preserve">Receiver </w:t>
-      </w:r>
-      <w:r>
-        <w:rPr>
-          <w:lang w:val="hr-HR"/>
-        </w:rPr>
-        <w:t xml:space="preserve">address </w:t>
-      </w:r>
-    </w:p>
-    <w:p>
-      <w:pPr>
-        <w:pStyle w:val="Odlomakpopisa"/>
-        <w:jc w:val="both"/>
-        <w:rPr>
-          <w:lang w:val="hr-HR"/>
-        </w:rPr>
-      </w:pPr>
-      <w:r>
-        <w:rPr>
-          <w:lang w:val="hr-HR"/>
-        </w:rPr>
-        <w:t xml:space="preserve">Cisco-Li_f4:eb:a8 (00:16:b6:f4:eb:a8) – usmjernik prvog skoka – </w:t>
-      </w:r>
+        <w:t xml:space="preserve"> </w:t>
+      </w:r>
+      <w:proofErr w:type="spellStart"/>
+      <w:r>
+        <w:rPr>
+          <w:lang w:val="hr-HR"/>
+        </w:rPr>
+        <w:t>address</w:t>
+      </w:r>
+      <w:proofErr w:type="spellEnd"/>
+      <w:r>
+        <w:rPr>
+          <w:lang w:val="hr-HR"/>
+        </w:rPr>
+        <w:t xml:space="preserve"> </w:t>
+      </w:r>
+    </w:p>
+    <w:p>
+      <w:pPr>
+        <w:pStyle w:val="Odlomakpopisa"/>
+        <w:jc w:val="both"/>
+        <w:rPr>
+          <w:lang w:val="hr-HR"/>
+        </w:rPr>
+      </w:pPr>
+      <w:r>
+        <w:rPr>
+          <w:lang w:val="hr-HR"/>
+        </w:rPr>
+        <w:t xml:space="preserve">Cisco-Li_f7:1d:51 (00:16:b6:f7:1d:51) – pristupna točka – </w:t>
+      </w:r>
+      <w:proofErr w:type="spellStart"/>
       <w:r>
         <w:rPr>
           <w:b/>
           <w:bCs/>
           <w:lang w:val="hr-HR"/>
         </w:rPr>
-        <w:t xml:space="preserve">Destination </w:t>
-      </w:r>
-      <w:r>
-        <w:rPr>
-          <w:lang w:val="hr-HR"/>
-        </w:rPr>
-        <w:t xml:space="preserve">address </w:t>
+        <w:t>Receiver</w:t>
+      </w:r>
+      <w:proofErr w:type="spellEnd"/>
+      <w:r>
+        <w:rPr>
+          <w:b/>
+          <w:bCs/>
+          <w:lang w:val="hr-HR"/>
+        </w:rPr>
+        <w:t xml:space="preserve"> </w:t>
+      </w:r>
+      <w:proofErr w:type="spellStart"/>
+      <w:r>
+        <w:rPr>
+          <w:lang w:val="hr-HR"/>
+        </w:rPr>
+        <w:t>address</w:t>
+      </w:r>
+      <w:proofErr w:type="spellEnd"/>
+      <w:r>
+        <w:rPr>
+          <w:lang w:val="hr-HR"/>
+        </w:rPr>
+        <w:t xml:space="preserve"> </w:t>
+      </w:r>
+    </w:p>
+    <w:p>
+      <w:pPr>
+        <w:pStyle w:val="Odlomakpopisa"/>
+        <w:jc w:val="both"/>
+        <w:rPr>
+          <w:lang w:val="hr-HR"/>
+        </w:rPr>
+      </w:pPr>
+      <w:r>
+        <w:rPr>
+          <w:lang w:val="hr-HR"/>
+        </w:rPr>
+        <w:t xml:space="preserve">Cisco-Li_f4:eb:a8 (00:16:b6:f4:eb:a8) – </w:t>
+      </w:r>
+      <w:proofErr w:type="spellStart"/>
+      <w:r>
+        <w:rPr>
+          <w:lang w:val="hr-HR"/>
+        </w:rPr>
+        <w:t>usmjernik</w:t>
+      </w:r>
+      <w:proofErr w:type="spellEnd"/>
+      <w:r>
+        <w:rPr>
+          <w:lang w:val="hr-HR"/>
+        </w:rPr>
+        <w:t xml:space="preserve"> prvog skoka – </w:t>
+      </w:r>
+      <w:proofErr w:type="spellStart"/>
+      <w:r>
+        <w:rPr>
+          <w:b/>
+          <w:bCs/>
+          <w:lang w:val="hr-HR"/>
+        </w:rPr>
+        <w:t>Destination</w:t>
+      </w:r>
+      <w:proofErr w:type="spellEnd"/>
+      <w:r>
+        <w:rPr>
+          <w:b/>
+          <w:bCs/>
+          <w:lang w:val="hr-HR"/>
+        </w:rPr>
+        <w:t xml:space="preserve"> </w:t>
+      </w:r>
+      <w:proofErr w:type="spellStart"/>
+      <w:r>
+        <w:rPr>
+          <w:lang w:val="hr-HR"/>
+        </w:rPr>
+        <w:t>address</w:t>
+      </w:r>
+      <w:proofErr w:type="spellEnd"/>
+      <w:r>
+        <w:rPr>
+          <w:lang w:val="hr-HR"/>
+        </w:rPr>
+        <w:t xml:space="preserve"> </w:t>
       </w:r>
     </w:p>
     <w:p>
@@ -1201,7 +1655,21 @@
         <w:rPr>
           <w:lang w:val="hr-HR"/>
         </w:rPr>
-        <w:t>Odredišna IP adresa `128.119.245.12` pripada vanjskom serveru (`gaia.cs.umass.edu`), a ne računalu s bežičnom vezom, pristupnoj točki ili usmjerniku "prvog skoka".</w:t>
+        <w:t xml:space="preserve">Odredišna IP adresa `128.119.245.12` pripada vanjskom serveru (`gaia.cs.umass.edu`), a ne računalu s bežičnom vezom, pristupnoj točki ili </w:t>
+      </w:r>
+      <w:proofErr w:type="spellStart"/>
+      <w:r>
+        <w:rPr>
+          <w:lang w:val="hr-HR"/>
+        </w:rPr>
+        <w:t>usmjerniku</w:t>
+      </w:r>
+      <w:proofErr w:type="spellEnd"/>
+      <w:r>
+        <w:rPr>
+          <w:lang w:val="hr-HR"/>
+        </w:rPr>
+        <w:t xml:space="preserve"> "prvog skoka".</w:t>
       </w:r>
     </w:p>
     <w:p>
@@ -1275,8 +1743,13 @@
         <w:pStyle w:val="Opisslike"/>
         <w:jc w:val="center"/>
       </w:pPr>
-      <w:r>
-        <w:t xml:space="preserve">Slika </w:t>
+      <w:proofErr w:type="spellStart"/>
+      <w:r>
+        <w:t>Slika</w:t>
+      </w:r>
+      <w:proofErr w:type="spellEnd"/>
+      <w:r>
+        <w:t xml:space="preserve"> </w:t>
       </w:r>
       <w:r>
         <w:fldChar w:fldCharType="begin"/>
@@ -1297,8 +1770,13 @@
         <w:fldChar w:fldCharType="end"/>
       </w:r>
       <w:r>
-        <w:t xml:space="preserve"> – MAC adrese</w:t>
-      </w:r>
+        <w:t xml:space="preserve"> – MAC </w:t>
+      </w:r>
+      <w:proofErr w:type="spellStart"/>
+      <w:r>
+        <w:t>adrese</w:t>
+      </w:r>
+      <w:proofErr w:type="spellEnd"/>
     </w:p>
     <w:p>
       <w:pPr>
@@ -1373,8 +1851,13 @@
           <w:lang w:val="hr-HR"/>
         </w:rPr>
       </w:pPr>
-      <w:r>
-        <w:t xml:space="preserve">Slika </w:t>
+      <w:proofErr w:type="spellStart"/>
+      <w:r>
+        <w:t>Slika</w:t>
+      </w:r>
+      <w:proofErr w:type="spellEnd"/>
+      <w:r>
+        <w:t xml:space="preserve"> </w:t>
       </w:r>
       <w:r>
         <w:fldChar w:fldCharType="begin"/>
@@ -1395,8 +1878,13 @@
         <w:fldChar w:fldCharType="end"/>
       </w:r>
       <w:r>
-        <w:t xml:space="preserve"> – MAC adrese</w:t>
-      </w:r>
+        <w:t xml:space="preserve"> – MAC </w:t>
+      </w:r>
+      <w:proofErr w:type="spellStart"/>
+      <w:r>
+        <w:t>adrese</w:t>
+      </w:r>
+      <w:proofErr w:type="spellEnd"/>
     </w:p>
     <w:p>
       <w:pPr>
@@ -1453,7 +1941,39 @@
           <w:lang w:val="hr-HR"/>
         </w:rPr>
         <w:lastRenderedPageBreak/>
-        <w:t>Pronađite 802.11 okvir koji sadrži SYNACK segment za istu TCP vezu. Koje su tri MAC adrese u tom 802.11 okviru? Koja MAC adresa pripada računalu s bežičnom vezom, koja pristupnoj točki, a koja usmjerniku „prvog skoka“ (koji povezuje kućnu mrežu sa Internetom)? Jesu li MAC adrese pošiljatelja okvira i IP adresa pošiljatelja datagrama u kojem se nalazi TCP segment adrese istog uređaja? Objasni!</w:t>
+        <w:t xml:space="preserve">Pronađite 802.11 okvir koji sadrži SYNACK segment za istu TCP vezu. Koje su tri MAC adrese u tom 802.11 okviru? Koja MAC adresa pripada računalu s bežičnom vezom, koja pristupnoj točki, a koja </w:t>
+      </w:r>
+      <w:proofErr w:type="spellStart"/>
+      <w:r>
+        <w:rPr>
+          <w:color w:val="FF0000"/>
+          <w:lang w:val="hr-HR"/>
+        </w:rPr>
+        <w:t>usmjerniku</w:t>
+      </w:r>
+      <w:proofErr w:type="spellEnd"/>
+      <w:r>
+        <w:rPr>
+          <w:color w:val="FF0000"/>
+          <w:lang w:val="hr-HR"/>
+        </w:rPr>
+        <w:t xml:space="preserve"> „prvog skoka“ (koji povezuje kućnu mrežu sa Internetom)? Jesu li MAC adrese pošiljatelja okvira i IP adresa pošiljatelja </w:t>
+      </w:r>
+      <w:proofErr w:type="spellStart"/>
+      <w:r>
+        <w:rPr>
+          <w:color w:val="FF0000"/>
+          <w:lang w:val="hr-HR"/>
+        </w:rPr>
+        <w:t>datagrama</w:t>
+      </w:r>
+      <w:proofErr w:type="spellEnd"/>
+      <w:r>
+        <w:rPr>
+          <w:color w:val="FF0000"/>
+          <w:lang w:val="hr-HR"/>
+        </w:rPr>
+        <w:t xml:space="preserve"> u kojem se nalazi TCP segment adrese istog uređaja? Objasni!</w:t>
       </w:r>
     </w:p>
     <w:p>
@@ -1532,19 +2052,18 @@
           <w:lang w:val="hr-HR"/>
         </w:rPr>
       </w:pPr>
-      <w:r>
-        <w:rPr>
-          <w:lang w:val="pt-PT"/>
-        </w:rPr>
-        <w:t xml:space="preserve">Slika </w:t>
+      <w:proofErr w:type="spellStart"/>
+      <w:r>
+        <w:t>Slika</w:t>
+      </w:r>
+      <w:proofErr w:type="spellEnd"/>
+      <w:r>
+        <w:t xml:space="preserve"> </w:t>
       </w:r>
       <w:r>
         <w:fldChar w:fldCharType="begin"/>
       </w:r>
       <w:r>
-        <w:rPr>
-          <w:lang w:val="pt-PT"/>
-        </w:rPr>
         <w:instrText xml:space="preserve"> SEQ Slika \* ARABIC </w:instrText>
       </w:r>
       <w:r>
@@ -1553,7 +2072,6 @@
       <w:r>
         <w:rPr>
           <w:noProof/>
-          <w:lang w:val="pt-PT"/>
         </w:rPr>
         <w:t>12</w:t>
       </w:r>
@@ -1587,15 +2105,16 @@
           <w:bCs/>
           <w:lang w:val="hr-HR"/>
         </w:rPr>
-        <w:t>Ista TCP veza znači sada put slanja se mijenja D</w:t>
-      </w:r>
+        <w:t xml:space="preserve">Ista TCP veza znači sada put slanja se mijenja </w:t>
+      </w:r>
+      <w:proofErr w:type="spellStart"/>
       <w:r>
         <w:rPr>
           <w:b/>
           <w:bCs/>
           <w:lang w:val="hr-HR"/>
         </w:rPr>
-        <w:t>estination</w:t>
+        <w:t>D</w:t>
       </w:r>
       <w:r>
         <w:rPr>
@@ -1603,105 +2122,236 @@
           <w:bCs/>
           <w:lang w:val="hr-HR"/>
         </w:rPr>
-        <w:t xml:space="preserve"> u S</w:t>
-      </w:r>
+        <w:t>estination</w:t>
+      </w:r>
+      <w:proofErr w:type="spellEnd"/>
       <w:r>
         <w:rPr>
           <w:b/>
           <w:bCs/>
           <w:lang w:val="hr-HR"/>
         </w:rPr>
-        <w:t>ource</w:t>
-      </w:r>
-    </w:p>
-    <w:p>
-      <w:pPr>
-        <w:pStyle w:val="Odlomakpopisa"/>
-        <w:jc w:val="both"/>
-        <w:rPr>
-          <w:lang w:val="hr-HR"/>
-        </w:rPr>
-      </w:pPr>
-      <w:r>
-        <w:rPr>
-          <w:lang w:val="hr-HR"/>
-        </w:rPr>
-        <w:t xml:space="preserve">91:2a:b0:49:b6:4f (91:2a:b0:49:b6:4f) - Računalo za bežičnom vezom – Destination address </w:t>
-      </w:r>
-    </w:p>
-    <w:p>
-      <w:pPr>
-        <w:pStyle w:val="Odlomakpopisa"/>
-        <w:jc w:val="both"/>
-        <w:rPr>
-          <w:lang w:val="hr-HR"/>
-        </w:rPr>
-      </w:pPr>
-      <w:r>
-        <w:rPr>
-          <w:lang w:val="hr-HR"/>
-        </w:rPr>
-        <w:t xml:space="preserve">Cisco-Li_f7:1d:51 (00:16:b6:f7:1d:51) - pristupna točka – </w:t>
-      </w:r>
+        <w:t xml:space="preserve"> u </w:t>
+      </w:r>
+      <w:proofErr w:type="spellStart"/>
       <w:r>
         <w:rPr>
           <w:b/>
           <w:bCs/>
           <w:lang w:val="hr-HR"/>
         </w:rPr>
-        <w:t xml:space="preserve">Transmitter </w:t>
-      </w:r>
-      <w:r>
-        <w:rPr>
-          <w:lang w:val="hr-HR"/>
-        </w:rPr>
-        <w:t xml:space="preserve">address </w:t>
-      </w:r>
-    </w:p>
-    <w:p>
-      <w:pPr>
-        <w:pStyle w:val="Odlomakpopisa"/>
-        <w:jc w:val="both"/>
-        <w:rPr>
-          <w:lang w:val="hr-HR"/>
-        </w:rPr>
-      </w:pPr>
-      <w:r>
-        <w:rPr>
-          <w:lang w:val="hr-HR"/>
-        </w:rPr>
-        <w:t xml:space="preserve">Cisco-Li_f4:eb:a8 (00:16:b6:f4:eb:a8) – usmjernik prvog skoka - Source address </w:t>
-      </w:r>
-    </w:p>
-    <w:p>
-      <w:pPr>
-        <w:pStyle w:val="Odlomakpopisa"/>
-        <w:jc w:val="both"/>
+        <w:t>S</w:t>
+      </w:r>
+      <w:r>
         <w:rPr>
           <w:b/>
           <w:bCs/>
           <w:lang w:val="hr-HR"/>
         </w:rPr>
-      </w:pPr>
-      <w:r>
-        <w:rPr>
-          <w:lang w:val="hr-HR"/>
-        </w:rPr>
-        <w:t xml:space="preserve">MAC adrese pošiljatelja okvira i IP adresa pošiljatelja datagrama u kojem se nalazi TCP segment nisu adrese istog uređaja. </w:t>
-      </w:r>
-      <w:r>
-        <w:rPr>
-          <w:lang w:val="hr-HR"/>
-        </w:rPr>
-        <w:t xml:space="preserve">MAC adresa 00:16:b6:f4:eb:a8 pripada </w:t>
-      </w:r>
+        <w:t>ource</w:t>
+      </w:r>
+      <w:proofErr w:type="spellEnd"/>
+    </w:p>
+    <w:p>
+      <w:pPr>
+        <w:pStyle w:val="Odlomakpopisa"/>
+        <w:jc w:val="both"/>
+        <w:rPr>
+          <w:lang w:val="hr-HR"/>
+        </w:rPr>
+      </w:pPr>
+      <w:r>
+        <w:rPr>
+          <w:lang w:val="hr-HR"/>
+        </w:rPr>
+        <w:t xml:space="preserve">91:2a:b0:49:b6:4f (91:2a:b0:49:b6:4f) - Računalo za bežičnom vezom – </w:t>
+      </w:r>
+      <w:proofErr w:type="spellStart"/>
+      <w:r>
+        <w:rPr>
+          <w:lang w:val="hr-HR"/>
+        </w:rPr>
+        <w:t>Destination</w:t>
+      </w:r>
+      <w:proofErr w:type="spellEnd"/>
+      <w:r>
+        <w:rPr>
+          <w:lang w:val="hr-HR"/>
+        </w:rPr>
+        <w:t xml:space="preserve"> </w:t>
+      </w:r>
+      <w:proofErr w:type="spellStart"/>
+      <w:r>
+        <w:rPr>
+          <w:lang w:val="hr-HR"/>
+        </w:rPr>
+        <w:t>address</w:t>
+      </w:r>
+      <w:proofErr w:type="spellEnd"/>
+      <w:r>
+        <w:rPr>
+          <w:lang w:val="hr-HR"/>
+        </w:rPr>
+        <w:t xml:space="preserve"> </w:t>
+      </w:r>
+    </w:p>
+    <w:p>
+      <w:pPr>
+        <w:pStyle w:val="Odlomakpopisa"/>
+        <w:jc w:val="both"/>
+        <w:rPr>
+          <w:lang w:val="hr-HR"/>
+        </w:rPr>
+      </w:pPr>
+      <w:r>
+        <w:rPr>
+          <w:lang w:val="hr-HR"/>
+        </w:rPr>
+        <w:t xml:space="preserve">Cisco-Li_f7:1d:51 (00:16:b6:f7:1d:51) - pristupna točka – </w:t>
+      </w:r>
+      <w:proofErr w:type="spellStart"/>
       <w:r>
         <w:rPr>
           <w:b/>
           <w:bCs/>
           <w:lang w:val="hr-HR"/>
         </w:rPr>
-        <w:t xml:space="preserve">usmjerniku prvog skoka </w:t>
+        <w:t>Transmitter</w:t>
+      </w:r>
+      <w:proofErr w:type="spellEnd"/>
+      <w:r>
+        <w:rPr>
+          <w:b/>
+          <w:bCs/>
+          <w:lang w:val="hr-HR"/>
+        </w:rPr>
+        <w:t xml:space="preserve"> </w:t>
+      </w:r>
+      <w:proofErr w:type="spellStart"/>
+      <w:r>
+        <w:rPr>
+          <w:lang w:val="hr-HR"/>
+        </w:rPr>
+        <w:t>address</w:t>
+      </w:r>
+      <w:proofErr w:type="spellEnd"/>
+      <w:r>
+        <w:rPr>
+          <w:lang w:val="hr-HR"/>
+        </w:rPr>
+        <w:t xml:space="preserve"> </w:t>
+      </w:r>
+    </w:p>
+    <w:p>
+      <w:pPr>
+        <w:pStyle w:val="Odlomakpopisa"/>
+        <w:jc w:val="both"/>
+        <w:rPr>
+          <w:lang w:val="hr-HR"/>
+        </w:rPr>
+      </w:pPr>
+      <w:r>
+        <w:rPr>
+          <w:lang w:val="hr-HR"/>
+        </w:rPr>
+        <w:t xml:space="preserve">Cisco-Li_f4:eb:a8 (00:16:b6:f4:eb:a8) – </w:t>
+      </w:r>
+      <w:proofErr w:type="spellStart"/>
+      <w:r>
+        <w:rPr>
+          <w:lang w:val="hr-HR"/>
+        </w:rPr>
+        <w:t>usmjernik</w:t>
+      </w:r>
+      <w:proofErr w:type="spellEnd"/>
+      <w:r>
+        <w:rPr>
+          <w:lang w:val="hr-HR"/>
+        </w:rPr>
+        <w:t xml:space="preserve"> prvog skoka - </w:t>
+      </w:r>
+      <w:proofErr w:type="spellStart"/>
+      <w:r>
+        <w:rPr>
+          <w:lang w:val="hr-HR"/>
+        </w:rPr>
+        <w:t>Source</w:t>
+      </w:r>
+      <w:proofErr w:type="spellEnd"/>
+      <w:r>
+        <w:rPr>
+          <w:lang w:val="hr-HR"/>
+        </w:rPr>
+        <w:t xml:space="preserve"> </w:t>
+      </w:r>
+      <w:proofErr w:type="spellStart"/>
+      <w:r>
+        <w:rPr>
+          <w:lang w:val="hr-HR"/>
+        </w:rPr>
+        <w:t>address</w:t>
+      </w:r>
+      <w:proofErr w:type="spellEnd"/>
+      <w:r>
+        <w:rPr>
+          <w:lang w:val="hr-HR"/>
+        </w:rPr>
+        <w:t xml:space="preserve"> </w:t>
+      </w:r>
+    </w:p>
+    <w:p>
+      <w:pPr>
+        <w:pStyle w:val="Odlomakpopisa"/>
+        <w:jc w:val="both"/>
+        <w:rPr>
+          <w:b/>
+          <w:bCs/>
+          <w:lang w:val="hr-HR"/>
+        </w:rPr>
+      </w:pPr>
+      <w:r>
+        <w:rPr>
+          <w:lang w:val="hr-HR"/>
+        </w:rPr>
+        <w:t xml:space="preserve">MAC adrese pošiljatelja okvira i IP adresa pošiljatelja </w:t>
+      </w:r>
+      <w:proofErr w:type="spellStart"/>
+      <w:r>
+        <w:rPr>
+          <w:lang w:val="hr-HR"/>
+        </w:rPr>
+        <w:t>datagrama</w:t>
+      </w:r>
+      <w:proofErr w:type="spellEnd"/>
+      <w:r>
+        <w:rPr>
+          <w:lang w:val="hr-HR"/>
+        </w:rPr>
+        <w:t xml:space="preserve"> u kojem se nalazi TCP segment nisu adrese istog uređaja. </w:t>
+      </w:r>
+      <w:r>
+        <w:rPr>
+          <w:lang w:val="hr-HR"/>
+        </w:rPr>
+        <w:t xml:space="preserve">MAC adresa 00:16:b6:f4:eb:a8 pripada </w:t>
+      </w:r>
+      <w:proofErr w:type="spellStart"/>
+      <w:r>
+        <w:rPr>
+          <w:b/>
+          <w:bCs/>
+          <w:lang w:val="hr-HR"/>
+        </w:rPr>
+        <w:t>usmjerniku</w:t>
+      </w:r>
+      <w:proofErr w:type="spellEnd"/>
+      <w:r>
+        <w:rPr>
+          <w:b/>
+          <w:bCs/>
+          <w:lang w:val="hr-HR"/>
+        </w:rPr>
+        <w:t xml:space="preserve"> prvog skoka </w:t>
       </w:r>
       <w:r>
         <w:rPr>
@@ -1752,7 +2402,23 @@
           <w:lang w:val="hr-HR"/>
         </w:rPr>
         <w:lastRenderedPageBreak/>
-        <w:t>Koje akcije poduzima (koje okvire šalje) računalo da bi prekinulo vezu sa „30 Munroe St“ pristupnom</w:t>
+        <w:t xml:space="preserve">Koje akcije poduzima (koje okvire šalje) računalo da bi prekinulo vezu sa „30 </w:t>
+      </w:r>
+      <w:proofErr w:type="spellStart"/>
+      <w:r>
+        <w:rPr>
+          <w:color w:val="FF0000"/>
+          <w:lang w:val="hr-HR"/>
+        </w:rPr>
+        <w:t>Munroe</w:t>
+      </w:r>
+      <w:proofErr w:type="spellEnd"/>
+      <w:r>
+        <w:rPr>
+          <w:color w:val="FF0000"/>
+          <w:lang w:val="hr-HR"/>
+        </w:rPr>
+        <w:t xml:space="preserve"> St“ pristupnom</w:t>
       </w:r>
       <w:r>
         <w:rPr>
@@ -1793,7 +2459,21 @@
         <w:rPr>
           <w:lang w:val="hr-HR"/>
         </w:rPr>
-        <w:t xml:space="preserve">Paket 1733: bežični host šalje zahtjev za oslobođenje dodijeljenih IP adresa - </w:t>
+        <w:t xml:space="preserve">Paket 1733: bežični </w:t>
+      </w:r>
+      <w:proofErr w:type="spellStart"/>
+      <w:r>
+        <w:rPr>
+          <w:lang w:val="hr-HR"/>
+        </w:rPr>
+        <w:t>host</w:t>
+      </w:r>
+      <w:proofErr w:type="spellEnd"/>
+      <w:r>
+        <w:rPr>
+          <w:lang w:val="hr-HR"/>
+        </w:rPr>
+        <w:t xml:space="preserve"> šalje zahtjev za oslobođenje dodijeljenih IP adresa - </w:t>
       </w:r>
       <w:r>
         <w:rPr>
@@ -1801,8 +2481,18 @@
           <w:bCs/>
           <w:lang w:val="hr-HR"/>
         </w:rPr>
-        <w:t>DHCP Release</w:t>
-      </w:r>
+        <w:t xml:space="preserve">DHCP </w:t>
+      </w:r>
+      <w:proofErr w:type="spellStart"/>
+      <w:r>
+        <w:rPr>
+          <w:b/>
+          <w:bCs/>
+          <w:lang w:val="hr-HR"/>
+        </w:rPr>
+        <w:t>Release</w:t>
+      </w:r>
+      <w:proofErr w:type="spellEnd"/>
     </w:p>
     <w:p>
       <w:pPr>
@@ -1875,8 +2565,13 @@
         <w:pStyle w:val="Opisslike"/>
         <w:jc w:val="center"/>
       </w:pPr>
-      <w:r>
-        <w:t xml:space="preserve">Slika </w:t>
+      <w:proofErr w:type="spellStart"/>
+      <w:r>
+        <w:t>Slika</w:t>
+      </w:r>
+      <w:proofErr w:type="spellEnd"/>
+      <w:r>
+        <w:t xml:space="preserve"> </w:t>
       </w:r>
       <w:r>
         <w:fldChar w:fldCharType="begin"/>
@@ -1927,9 +2622,24 @@
         <w:rPr>
           <w:lang w:val="hr-HR"/>
         </w:rPr>
-        <w:t xml:space="preserve">Paket 1735: oslobađa se IP adresa koju je DHCP server dodijelio hostu – </w:t>
+        <w:t xml:space="preserve">Paket 1735: oslobađa se IP adresa koju je DHCP server dodijelio </w:t>
+      </w:r>
+      <w:proofErr w:type="spellStart"/>
+      <w:r>
+        <w:rPr>
+          <w:lang w:val="hr-HR"/>
+        </w:rPr>
+        <w:t>hostu</w:t>
+      </w:r>
+      <w:proofErr w:type="spellEnd"/>
+      <w:r>
+        <w:rPr>
+          <w:lang w:val="hr-HR"/>
+        </w:rPr>
+        <w:t xml:space="preserve"> – </w:t>
       </w:r>
       <w:bookmarkStart w:id="0" w:name="_Hlk173431509"/>
+      <w:proofErr w:type="spellStart"/>
       <w:r>
         <w:rPr>
           <w:b/>
@@ -1939,6 +2649,7 @@
         <w:t>Deauthentication</w:t>
       </w:r>
       <w:bookmarkEnd w:id="0"/>
+      <w:proofErr w:type="spellEnd"/>
     </w:p>
     <w:p>
       <w:pPr>
@@ -2013,8 +2724,13 @@
           <w:lang w:val="hr-HR"/>
         </w:rPr>
       </w:pPr>
-      <w:r>
-        <w:t xml:space="preserve">Slika </w:t>
+      <w:proofErr w:type="spellStart"/>
+      <w:r>
+        <w:t>Slika</w:t>
+      </w:r>
+      <w:proofErr w:type="spellEnd"/>
+      <w:r>
+        <w:t xml:space="preserve"> </w:t>
       </w:r>
       <w:r>
         <w:fldChar w:fldCharType="begin"/>
@@ -2037,9 +2753,11 @@
       <w:r>
         <w:t xml:space="preserve"> - </w:t>
       </w:r>
+      <w:proofErr w:type="spellStart"/>
       <w:r>
         <w:t>Deauthentication</w:t>
       </w:r>
+      <w:proofErr w:type="spellEnd"/>
     </w:p>
     <w:p>
       <w:pPr>
@@ -2166,8 +2884,13 @@
           <w:lang w:val="hr-HR"/>
         </w:rPr>
       </w:pPr>
-      <w:r>
-        <w:t xml:space="preserve">Slika </w:t>
+      <w:proofErr w:type="spellStart"/>
+      <w:r>
+        <w:t>Slika</w:t>
+      </w:r>
+      <w:proofErr w:type="spellEnd"/>
+      <w:r>
+        <w:t xml:space="preserve"> </w:t>
       </w:r>
       <w:r>
         <w:fldChar w:fldCharType="begin"/>
@@ -2230,32 +2953,118 @@
           <w:lang w:val="hr-HR"/>
         </w:rPr>
         <w:lastRenderedPageBreak/>
-        <w:t>Želi li računalo autentikaciju koja zahtjeva korištenje kriptografskog ključa ili otvoren pristup?</w:t>
-      </w:r>
-    </w:p>
-    <w:p>
-      <w:pPr>
-        <w:pStyle w:val="Odlomakpopisa"/>
-        <w:jc w:val="both"/>
-        <w:rPr>
-          <w:color w:val="FF0000"/>
-          <w:lang w:val="hr-HR"/>
-        </w:rPr>
-      </w:pPr>
-    </w:p>
-    <w:p>
-      <w:pPr>
-        <w:pStyle w:val="Odlomakpopisa"/>
-        <w:jc w:val="both"/>
-        <w:rPr>
-          <w:lang w:val="hr-HR"/>
-        </w:rPr>
-      </w:pPr>
-      <w:r>
-        <w:rPr>
-          <w:lang w:val="hr-HR"/>
-        </w:rPr>
-        <w:t>Otvoren pristup (ako je vrijednost polja "Authentication Algorithm" 0, računalo želi otvoren pristup, a ako je vrijednost polja "Authentication Algorithm" 1, računalo želi autentikaciju koja zahtijeva korištenje kriptografskog ključa.</w:t>
+        <w:t xml:space="preserve">Želi li računalo </w:t>
+      </w:r>
+      <w:proofErr w:type="spellStart"/>
+      <w:r>
+        <w:rPr>
+          <w:color w:val="FF0000"/>
+          <w:lang w:val="hr-HR"/>
+        </w:rPr>
+        <w:t>autentikaciju</w:t>
+      </w:r>
+      <w:proofErr w:type="spellEnd"/>
+      <w:r>
+        <w:rPr>
+          <w:color w:val="FF0000"/>
+          <w:lang w:val="hr-HR"/>
+        </w:rPr>
+        <w:t xml:space="preserve"> koja zahtjeva korištenje kriptografskog ključa ili otvoren pristup?</w:t>
+      </w:r>
+    </w:p>
+    <w:p>
+      <w:pPr>
+        <w:pStyle w:val="Odlomakpopisa"/>
+        <w:jc w:val="both"/>
+        <w:rPr>
+          <w:color w:val="FF0000"/>
+          <w:lang w:val="hr-HR"/>
+        </w:rPr>
+      </w:pPr>
+    </w:p>
+    <w:p>
+      <w:pPr>
+        <w:pStyle w:val="Odlomakpopisa"/>
+        <w:jc w:val="both"/>
+        <w:rPr>
+          <w:lang w:val="hr-HR"/>
+        </w:rPr>
+      </w:pPr>
+      <w:r>
+        <w:rPr>
+          <w:lang w:val="hr-HR"/>
+        </w:rPr>
+        <w:t>Otvoren pristup (ako je vrijednost polja "</w:t>
+      </w:r>
+      <w:proofErr w:type="spellStart"/>
+      <w:r>
+        <w:rPr>
+          <w:lang w:val="hr-HR"/>
+        </w:rPr>
+        <w:t>Authentication</w:t>
+      </w:r>
+      <w:proofErr w:type="spellEnd"/>
+      <w:r>
+        <w:rPr>
+          <w:lang w:val="hr-HR"/>
+        </w:rPr>
+        <w:t xml:space="preserve"> </w:t>
+      </w:r>
+      <w:proofErr w:type="spellStart"/>
+      <w:r>
+        <w:rPr>
+          <w:lang w:val="hr-HR"/>
+        </w:rPr>
+        <w:t>Algorithm</w:t>
+      </w:r>
+      <w:proofErr w:type="spellEnd"/>
+      <w:r>
+        <w:rPr>
+          <w:lang w:val="hr-HR"/>
+        </w:rPr>
+        <w:t>" 0, računalo želi otvoren pristup, a ako je vrijednost polja "</w:t>
+      </w:r>
+      <w:proofErr w:type="spellStart"/>
+      <w:r>
+        <w:rPr>
+          <w:lang w:val="hr-HR"/>
+        </w:rPr>
+        <w:t>Authentication</w:t>
+      </w:r>
+      <w:proofErr w:type="spellEnd"/>
+      <w:r>
+        <w:rPr>
+          <w:lang w:val="hr-HR"/>
+        </w:rPr>
+        <w:t xml:space="preserve"> </w:t>
+      </w:r>
+      <w:proofErr w:type="spellStart"/>
+      <w:r>
+        <w:rPr>
+          <w:lang w:val="hr-HR"/>
+        </w:rPr>
+        <w:t>Algorithm</w:t>
+      </w:r>
+      <w:proofErr w:type="spellEnd"/>
+      <w:r>
+        <w:rPr>
+          <w:lang w:val="hr-HR"/>
+        </w:rPr>
+        <w:t xml:space="preserve">" 1, računalo želi </w:t>
+      </w:r>
+      <w:proofErr w:type="spellStart"/>
+      <w:r>
+        <w:rPr>
+          <w:lang w:val="hr-HR"/>
+        </w:rPr>
+        <w:t>autentikaciju</w:t>
+      </w:r>
+      <w:proofErr w:type="spellEnd"/>
+      <w:r>
+        <w:rPr>
+          <w:lang w:val="hr-HR"/>
+        </w:rPr>
+        <w:t xml:space="preserve"> koja zahtijeva korištenje kriptografskog ključa.</w:t>
       </w:r>
     </w:p>
     <w:p>
@@ -2324,8 +3133,13 @@
           <w:lang w:val="hr-HR"/>
         </w:rPr>
       </w:pPr>
-      <w:r>
-        <w:t xml:space="preserve">Slika </w:t>
+      <w:proofErr w:type="spellStart"/>
+      <w:r>
+        <w:t>Slika</w:t>
+      </w:r>
+      <w:proofErr w:type="spellEnd"/>
+      <w:r>
+        <w:t xml:space="preserve"> </w:t>
       </w:r>
       <w:r>
         <w:fldChar w:fldCharType="begin"/>
@@ -2346,8 +3160,21 @@
         <w:fldChar w:fldCharType="end"/>
       </w:r>
       <w:r>
-        <w:t xml:space="preserve"> – otvoren pristup</w:t>
-      </w:r>
+        <w:t xml:space="preserve"> – </w:t>
+      </w:r>
+      <w:proofErr w:type="spellStart"/>
+      <w:r>
+        <w:t>otvoren</w:t>
+      </w:r>
+      <w:proofErr w:type="spellEnd"/>
+      <w:r>
+        <w:t xml:space="preserve"> </w:t>
+      </w:r>
+      <w:proofErr w:type="spellStart"/>
+      <w:r>
+        <w:t>pristup</w:t>
+      </w:r>
+      <w:proofErr w:type="spellEnd"/>
     </w:p>
     <w:p>
       <w:pPr>
@@ -2453,7 +3280,23 @@
           <w:color w:val="FF0000"/>
           <w:lang w:val="hr-HR"/>
         </w:rPr>
-        <w:t>povezati s 30 Munroe St AP. Pogledajte AUTHENICATION okvire koje računalo šalje AP i obrnuto. U kojem</w:t>
+        <w:t xml:space="preserve">povezati s 30 </w:t>
+      </w:r>
+      <w:proofErr w:type="spellStart"/>
+      <w:r>
+        <w:rPr>
+          <w:color w:val="FF0000"/>
+          <w:lang w:val="hr-HR"/>
+        </w:rPr>
+        <w:t>Munroe</w:t>
+      </w:r>
+      <w:proofErr w:type="spellEnd"/>
+      <w:r>
+        <w:rPr>
+          <w:color w:val="FF0000"/>
+          <w:lang w:val="hr-HR"/>
+        </w:rPr>
+        <w:t xml:space="preserve"> St AP. Pogledajte AUTHENICATION okvire koje računalo šalje AP i obrnuto. U kojem</w:t>
       </w:r>
       <w:r>
         <w:rPr>
@@ -2467,7 +3310,23 @@
           <w:color w:val="FF0000"/>
           <w:lang w:val="hr-HR"/>
         </w:rPr>
-        <w:t>trenucima računalo šalje AUTHENTICATION okvir 30 Munroe St. AP, a kada prima AUTHENTICATION</w:t>
+        <w:t xml:space="preserve">trenucima računalo šalje AUTHENTICATION okvir 30 </w:t>
+      </w:r>
+      <w:proofErr w:type="spellStart"/>
+      <w:r>
+        <w:rPr>
+          <w:color w:val="FF0000"/>
+          <w:lang w:val="hr-HR"/>
+        </w:rPr>
+        <w:t>Munroe</w:t>
+      </w:r>
+      <w:proofErr w:type="spellEnd"/>
+      <w:r>
+        <w:rPr>
+          <w:color w:val="FF0000"/>
+          <w:lang w:val="hr-HR"/>
+        </w:rPr>
+        <w:t xml:space="preserve"> St. AP, a kada prima AUTHENTICATION</w:t>
       </w:r>
       <w:r>
         <w:rPr>
@@ -2505,7 +3364,21 @@
         <w:rPr>
           <w:lang w:val="hr-HR"/>
         </w:rPr>
-        <w:t>Računalo odustaje od povezivanja s `linksys_ses_24086` AP i šalje AUTHENTICATION okvir `30 Munroe St` AP u trenutku `t=63.</w:t>
+        <w:t xml:space="preserve">Računalo odustaje od povezivanja s `linksys_ses_24086` AP i šalje AUTHENTICATION okvir `30 </w:t>
+      </w:r>
+      <w:proofErr w:type="spellStart"/>
+      <w:r>
+        <w:rPr>
+          <w:lang w:val="hr-HR"/>
+        </w:rPr>
+        <w:t>Munroe</w:t>
+      </w:r>
+      <w:proofErr w:type="spellEnd"/>
+      <w:r>
+        <w:rPr>
+          <w:lang w:val="hr-HR"/>
+        </w:rPr>
+        <w:t xml:space="preserve"> St` AP u trenutku `t=63.</w:t>
       </w:r>
       <w:r>
         <w:rPr>
@@ -2517,7 +3390,21 @@
         <w:rPr>
           <w:lang w:val="hr-HR"/>
         </w:rPr>
-        <w:t>`, a AUTHENTICATION odgovor od `30 Munroe St` AP prima neposredno nakon toga</w:t>
+        <w:t xml:space="preserve">`, a AUTHENTICATION odgovor od `30 </w:t>
+      </w:r>
+      <w:proofErr w:type="spellStart"/>
+      <w:r>
+        <w:rPr>
+          <w:lang w:val="hr-HR"/>
+        </w:rPr>
+        <w:t>Munroe</w:t>
+      </w:r>
+      <w:proofErr w:type="spellEnd"/>
+      <w:r>
+        <w:rPr>
+          <w:lang w:val="hr-HR"/>
+        </w:rPr>
+        <w:t xml:space="preserve"> St` AP prima neposredno nakon toga</w:t>
       </w:r>
       <w:r>
         <w:rPr>
@@ -2608,8 +3495,13 @@
           <w:lang w:val="hr-HR"/>
         </w:rPr>
       </w:pPr>
-      <w:r>
-        <w:t xml:space="preserve">Slika </w:t>
+      <w:proofErr w:type="spellStart"/>
+      <w:r>
+        <w:t>Slika</w:t>
+      </w:r>
+      <w:proofErr w:type="spellEnd"/>
+      <w:r>
+        <w:t xml:space="preserve"> </w:t>
       </w:r>
       <w:r>
         <w:fldChar w:fldCharType="begin"/>
@@ -2632,12 +3524,14 @@
       <w:r>
         <w:t xml:space="preserve"> - </w:t>
       </w:r>
+      <w:proofErr w:type="spellStart"/>
       <w:r>
         <w:t>povez</w:t>
       </w:r>
       <w:r>
         <w:t>ivanje</w:t>
       </w:r>
+      <w:proofErr w:type="spellEnd"/>
       <w:r>
         <w:t xml:space="preserve"> s 30 Munroe St AP</w:t>
       </w:r>
@@ -2704,7 +3598,23 @@
           <w:color w:val="FF0000"/>
           <w:lang w:val="hr-HR"/>
         </w:rPr>
-        <w:t>REQUEST za 30 Munroe St, a kada je stigao odgovarajući ASSOCIATE REPLY odgovor</w:t>
+        <w:t xml:space="preserve">REQUEST za 30 </w:t>
+      </w:r>
+      <w:proofErr w:type="spellStart"/>
+      <w:r>
+        <w:rPr>
+          <w:color w:val="FF0000"/>
+          <w:lang w:val="hr-HR"/>
+        </w:rPr>
+        <w:t>Munroe</w:t>
+      </w:r>
+      <w:proofErr w:type="spellEnd"/>
+      <w:r>
+        <w:rPr>
+          <w:color w:val="FF0000"/>
+          <w:lang w:val="hr-HR"/>
+        </w:rPr>
+        <w:t xml:space="preserve"> St, a kada je stigao odgovarajući ASSOCIATE REPLY odgovor</w:t>
       </w:r>
       <w:r>
         <w:rPr>
@@ -2732,11 +3642,19 @@
           <w:lang w:val="hr-HR"/>
         </w:rPr>
       </w:pPr>
-      <w:r>
-        <w:rPr>
-          <w:lang w:val="hr-HR"/>
-        </w:rPr>
-        <w:t>Request ide u t=63.169910</w:t>
+      <w:proofErr w:type="spellStart"/>
+      <w:r>
+        <w:rPr>
+          <w:lang w:val="hr-HR"/>
+        </w:rPr>
+        <w:t>Request</w:t>
+      </w:r>
+      <w:proofErr w:type="spellEnd"/>
+      <w:r>
+        <w:rPr>
+          <w:lang w:val="hr-HR"/>
+        </w:rPr>
+        <w:t xml:space="preserve"> ide u t=63.169910</w:t>
       </w:r>
     </w:p>
     <w:p>
@@ -2805,8 +3723,13 @@
           <w:lang w:val="hr-HR"/>
         </w:rPr>
       </w:pPr>
-      <w:r>
-        <w:t xml:space="preserve">Slika </w:t>
+      <w:proofErr w:type="spellStart"/>
+      <w:r>
+        <w:t>Slika</w:t>
+      </w:r>
+      <w:proofErr w:type="spellEnd"/>
+      <w:r>
+        <w:t xml:space="preserve"> </w:t>
       </w:r>
       <w:r>
         <w:fldChar w:fldCharType="begin"/>
@@ -2858,12 +3781,20 @@
           <w:lang w:val="hr-HR"/>
         </w:rPr>
       </w:pPr>
+      <w:proofErr w:type="spellStart"/>
       <w:r>
         <w:rPr>
           <w:lang w:val="hr-HR"/>
         </w:rPr>
         <w:lastRenderedPageBreak/>
-        <w:t>Response ide u t=63.192101</w:t>
+        <w:t>Response</w:t>
+      </w:r>
+      <w:proofErr w:type="spellEnd"/>
+      <w:r>
+        <w:rPr>
+          <w:lang w:val="hr-HR"/>
+        </w:rPr>
+        <w:t xml:space="preserve"> ide u t=63.192101</w:t>
       </w:r>
     </w:p>
     <w:p>
@@ -2932,8 +3863,13 @@
           <w:lang w:val="hr-HR"/>
         </w:rPr>
       </w:pPr>
-      <w:r>
-        <w:t xml:space="preserve">Slika </w:t>
+      <w:proofErr w:type="spellStart"/>
+      <w:r>
+        <w:t>Slika</w:t>
+      </w:r>
+      <w:proofErr w:type="spellEnd"/>
+      <w:r>
+        <w:t xml:space="preserve"> </w:t>
       </w:r>
       <w:r>
         <w:fldChar w:fldCharType="begin"/>
@@ -3064,8 +4000,13 @@
           <w:lang w:val="hr-HR"/>
         </w:rPr>
       </w:pPr>
-      <w:r>
-        <w:t xml:space="preserve">Slika </w:t>
+      <w:proofErr w:type="spellStart"/>
+      <w:r>
+        <w:t>Slika</w:t>
+      </w:r>
+      <w:proofErr w:type="spellEnd"/>
+      <w:r>
+        <w:t xml:space="preserve"> </w:t>
       </w:r>
       <w:r>
         <w:fldChar w:fldCharType="begin"/>
@@ -3086,7 +4027,15 @@
         <w:fldChar w:fldCharType="end"/>
       </w:r>
       <w:r>
-        <w:t xml:space="preserve"> – brzine 1</w:t>
+        <w:t xml:space="preserve"> – </w:t>
+      </w:r>
+      <w:proofErr w:type="spellStart"/>
+      <w:r>
+        <w:t>brzine</w:t>
+      </w:r>
+      <w:proofErr w:type="spellEnd"/>
+      <w:r>
+        <w:t xml:space="preserve"> 1</w:t>
       </w:r>
     </w:p>
     <w:p>
@@ -3163,8 +4112,13 @@
           <w:lang w:val="hr-HR"/>
         </w:rPr>
       </w:pPr>
-      <w:r>
-        <w:t xml:space="preserve">Slika </w:t>
+      <w:proofErr w:type="spellStart"/>
+      <w:r>
+        <w:t>Slika</w:t>
+      </w:r>
+      <w:proofErr w:type="spellEnd"/>
+      <w:r>
+        <w:t xml:space="preserve"> </w:t>
       </w:r>
       <w:r>
         <w:fldChar w:fldCharType="begin"/>
@@ -3185,7 +4139,15 @@
         <w:fldChar w:fldCharType="end"/>
       </w:r>
       <w:r>
-        <w:t xml:space="preserve"> – brzine 2</w:t>
+        <w:t xml:space="preserve"> – </w:t>
+      </w:r>
+      <w:proofErr w:type="spellStart"/>
+      <w:r>
+        <w:t>brzine</w:t>
+      </w:r>
+      <w:proofErr w:type="spellEnd"/>
+      <w:r>
+        <w:t xml:space="preserve"> 2</w:t>
       </w:r>
     </w:p>
     <w:p>
@@ -3284,8 +4246,13 @@
           <w:lang w:val="hr-HR"/>
         </w:rPr>
       </w:pPr>
-      <w:r>
-        <w:t xml:space="preserve">Slika </w:t>
+      <w:proofErr w:type="spellStart"/>
+      <w:r>
+        <w:t>Slika</w:t>
+      </w:r>
+      <w:proofErr w:type="spellEnd"/>
+      <w:r>
+        <w:t xml:space="preserve"> </w:t>
       </w:r>
       <w:r>
         <w:fldChar w:fldCharType="begin"/>
@@ -3378,8 +4345,13 @@
           <w:lang w:val="hr-HR"/>
         </w:rPr>
       </w:pPr>
-      <w:r>
-        <w:t xml:space="preserve">Slika </w:t>
+      <w:proofErr w:type="spellStart"/>
+      <w:r>
+        <w:t>Slika</w:t>
+      </w:r>
+      <w:proofErr w:type="spellEnd"/>
+      <w:r>
+        <w:t xml:space="preserve"> </w:t>
       </w:r>
       <w:r>
         <w:fldChar w:fldCharType="begin"/>
@@ -3497,7 +4469,23 @@
           <w:lang w:val="hr-HR"/>
         </w:rPr>
         <w:lastRenderedPageBreak/>
-        <w:t>Pronađite Clear to Send (CTS) okvir. Zašto se on koristi? Koliko MAC adresa koristi? Koje informacije sadrži?</w:t>
+        <w:t xml:space="preserve">Pronađite Clear to </w:t>
+      </w:r>
+      <w:proofErr w:type="spellStart"/>
+      <w:r>
+        <w:rPr>
+          <w:color w:val="FF0000"/>
+          <w:lang w:val="hr-HR"/>
+        </w:rPr>
+        <w:t>Send</w:t>
+      </w:r>
+      <w:proofErr w:type="spellEnd"/>
+      <w:r>
+        <w:rPr>
+          <w:color w:val="FF0000"/>
+          <w:lang w:val="hr-HR"/>
+        </w:rPr>
+        <w:t xml:space="preserve"> (CTS) okvir. Zašto se on koristi? Koliko MAC adresa koristi? Koje informacije sadrži?</w:t>
       </w:r>
     </w:p>
     <w:p>
@@ -3521,10 +4509,10 @@
           <w:noProof/>
         </w:rPr>
         <w:drawing>
-          <wp:inline distT="0" distB="0" distL="0" distR="0" wp14:anchorId="66AD7116" wp14:editId="75BAECAF">
+          <wp:inline distT="0" distB="0" distL="0" distR="0" wp14:anchorId="7401010B" wp14:editId="62FDA722">
             <wp:extent cx="4680000" cy="4201220"/>
             <wp:effectExtent l="0" t="0" r="6350" b="8890"/>
-            <wp:docPr id="1883987443" name="Slika 1" descr="Slika na kojoj se prikazuje tekst, snimka zaslona, softver, zaslon&#10;&#10;Opis je automatski generiran"/>
+            <wp:docPr id="1000860420" name="Slika 1" descr="Slika na kojoj se prikazuje tekst, snimka zaslona, softver, zaslon&#10;&#10;Opis je automatski generiran"/>
             <wp:cNvGraphicFramePr>
               <a:graphicFrameLocks xmlns:a="http://schemas.openxmlformats.org/drawingml/2006/main" noChangeAspect="1"/>
             </wp:cNvGraphicFramePr>
@@ -3532,7 +4520,7 @@
               <a:graphicData uri="http://schemas.openxmlformats.org/drawingml/2006/picture">
                 <pic:pic xmlns:pic="http://schemas.openxmlformats.org/drawingml/2006/picture">
                   <pic:nvPicPr>
-                    <pic:cNvPr id="1883987443" name="Slika 1" descr="Slika na kojoj se prikazuje tekst, snimka zaslona, softver, zaslon&#10;&#10;Opis je automatski generiran"/>
+                    <pic:cNvPr id="1000860420" name="Slika 1" descr="Slika na kojoj se prikazuje tekst, snimka zaslona, softver, zaslon&#10;&#10;Opis je automatski generiran"/>
                     <pic:cNvPicPr/>
                   </pic:nvPicPr>
                   <pic:blipFill>
@@ -3566,8 +4554,13 @@
           <w:lang w:val="hr-HR"/>
         </w:rPr>
       </w:pPr>
-      <w:r>
-        <w:t xml:space="preserve">Slika </w:t>
+      <w:proofErr w:type="spellStart"/>
+      <w:r>
+        <w:t>Slika</w:t>
+      </w:r>
+      <w:proofErr w:type="spellEnd"/>
+      <w:r>
+        <w:t xml:space="preserve"> </w:t>
       </w:r>
       <w:r>
         <w:fldChar w:fldCharType="begin"/>
@@ -3588,8 +4581,13 @@
         <w:fldChar w:fldCharType="end"/>
       </w:r>
       <w:r>
-        <w:t xml:space="preserve"> – CTS okvir</w:t>
-      </w:r>
+        <w:t xml:space="preserve"> – CTS </w:t>
+      </w:r>
+      <w:proofErr w:type="spellStart"/>
+      <w:r>
+        <w:t>okvir</w:t>
+      </w:r>
+      <w:proofErr w:type="spellEnd"/>
     </w:p>
     <w:p>
       <w:pPr>
@@ -3614,7 +4612,49 @@
         <w:rPr>
           <w:lang w:val="hr-HR"/>
         </w:rPr>
-        <w:t xml:space="preserve">Clear to Send (CTS) okvir se koristi u 802.11 mrežama za kontrolu pristupa mediju, smanjujući mogućnost sudara podataka. Kada uređaj želi poslati podatke, prvo šalje Request to Send (RTS) okvir, a ako je odobren, pristupna točka ili drugi uređaj šalje CTS okvir kao odgovor. </w:t>
+        <w:t xml:space="preserve">Clear to </w:t>
+      </w:r>
+      <w:proofErr w:type="spellStart"/>
+      <w:r>
+        <w:rPr>
+          <w:lang w:val="hr-HR"/>
+        </w:rPr>
+        <w:t>Send</w:t>
+      </w:r>
+      <w:proofErr w:type="spellEnd"/>
+      <w:r>
+        <w:rPr>
+          <w:lang w:val="hr-HR"/>
+        </w:rPr>
+        <w:t xml:space="preserve"> (CTS) okvir se koristi u 802.11 mrežama za kontrolu pristupa mediju, smanjujući mogućnost sudara podataka. Kada uređaj želi poslati podatke, prvo šalje </w:t>
+      </w:r>
+      <w:proofErr w:type="spellStart"/>
+      <w:r>
+        <w:rPr>
+          <w:lang w:val="hr-HR"/>
+        </w:rPr>
+        <w:t>Request</w:t>
+      </w:r>
+      <w:proofErr w:type="spellEnd"/>
+      <w:r>
+        <w:rPr>
+          <w:lang w:val="hr-HR"/>
+        </w:rPr>
+        <w:t xml:space="preserve"> to </w:t>
+      </w:r>
+      <w:proofErr w:type="spellStart"/>
+      <w:r>
+        <w:rPr>
+          <w:lang w:val="hr-HR"/>
+        </w:rPr>
+        <w:t>Send</w:t>
+      </w:r>
+      <w:proofErr w:type="spellEnd"/>
+      <w:r>
+        <w:rPr>
+          <w:lang w:val="hr-HR"/>
+        </w:rPr>
+        <w:t xml:space="preserve"> (RTS) okvir, a ako je odobren, pristupna točka ili drugi uređaj šalje CTS okvir kao odgovor. </w:t>
       </w:r>
       <w:r>
         <w:rPr>
@@ -3690,11 +4730,47 @@
           <w:lang w:val="hr-HR"/>
         </w:rPr>
       </w:pPr>
-      <w:r>
-        <w:rPr>
-          <w:lang w:val="hr-HR"/>
-        </w:rPr>
-        <w:t xml:space="preserve">Frame check sequence -&gt; </w:t>
+      <w:proofErr w:type="spellStart"/>
+      <w:r>
+        <w:rPr>
+          <w:lang w:val="hr-HR"/>
+        </w:rPr>
+        <w:t>Frame</w:t>
+      </w:r>
+      <w:proofErr w:type="spellEnd"/>
+      <w:r>
+        <w:rPr>
+          <w:lang w:val="hr-HR"/>
+        </w:rPr>
+        <w:t xml:space="preserve"> </w:t>
+      </w:r>
+      <w:proofErr w:type="spellStart"/>
+      <w:r>
+        <w:rPr>
+          <w:lang w:val="hr-HR"/>
+        </w:rPr>
+        <w:t>check</w:t>
+      </w:r>
+      <w:proofErr w:type="spellEnd"/>
+      <w:r>
+        <w:rPr>
+          <w:lang w:val="hr-HR"/>
+        </w:rPr>
+        <w:t xml:space="preserve"> </w:t>
+      </w:r>
+      <w:proofErr w:type="spellStart"/>
+      <w:r>
+        <w:rPr>
+          <w:lang w:val="hr-HR"/>
+        </w:rPr>
+        <w:t>sequence</w:t>
+      </w:r>
+      <w:proofErr w:type="spellEnd"/>
+      <w:r>
+        <w:rPr>
+          <w:lang w:val="hr-HR"/>
+        </w:rPr>
+        <w:t xml:space="preserve"> -&gt; </w:t>
       </w:r>
       <w:r>
         <w:rPr>
@@ -4834,6 +5910,7 @@
   <w:style w:type="character" w:default="1" w:styleId="Zadanifontodlomka">
     <w:name w:val="Default Paragraph Font"/>
     <w:uiPriority w:val="1"/>
+    <w:semiHidden/>
     <w:unhideWhenUsed/>
   </w:style>
   <w:style w:type="table" w:default="1" w:styleId="Obinatablica">
